--- a/a7/packages/A7 Unit 3 - Exponents and Scientific Notation/Answer Keys/A7 3.06  Question Bank - Additional Key.docx
+++ b/a7/packages/A7 Unit 3 - Exponents and Scientific Notation/Answer Keys/A7 3.06  Question Bank - Additional Key.docx
@@ -2679,7 +2679,7 @@
             <w:r>
               <w:drawing>
                 <wp:inline xmlns:a="http://schemas.openxmlformats.org/drawingml/2006/main" xmlns:pic="http://schemas.openxmlformats.org/drawingml/2006/picture">
-                  <wp:extent cx="131064" cy="213360"/>
+                  <wp:extent cx="109728" cy="246888"/>
                   <wp:docPr id="38" name="Picture 38"/>
                   <wp:cNvGraphicFramePr>
                     <a:graphicFrameLocks noChangeAspect="1"/>
@@ -2688,7 +2688,7 @@
                     <a:graphicData uri="http://schemas.openxmlformats.org/drawingml/2006/picture">
                       <pic:pic>
                         <pic:nvPicPr>
-                          <pic:cNvPr id="0" name="92ca6e2f6bb3a09f.png"/>
+                          <pic:cNvPr id="0" name="cbff69b0fc090f4e.png"/>
                           <pic:cNvPicPr/>
                         </pic:nvPicPr>
                         <pic:blipFill>
@@ -2700,7 +2700,7 @@
                         <pic:spPr>
                           <a:xfrm>
                             <a:off x="0" y="0"/>
-                            <a:ext cx="131064" cy="213360"/>
+                            <a:ext cx="109728" cy="246888"/>
                           </a:xfrm>
                           <a:prstGeom prst="rect"/>
                         </pic:spPr>

--- a/a7/packages/A7 Unit 3 - Exponents and Scientific Notation/Answer Keys/A7 3.06  Question Bank - Additional Key.docx
+++ b/a7/packages/A7 Unit 3 - Exponents and Scientific Notation/Answer Keys/A7 3.06  Question Bank - Additional Key.docx
@@ -42,7 +42,7 @@
                 <w:color w:val="6B6B6B"/>
                 <w:sz w:val="17"/>
               </w:rPr>
-              <w:t>Grade 7 Accelerated  ·  Unit 3  ·  Lesson 6–7</w:t>
+              <w:t>Grade 7 Accelerated  ·  Unit 3  ·  Lessons 6–7</w:t>
             </w:r>
           </w:p>
           <w:p>

--- a/a7/packages/A7 Unit 3 - Exponents and Scientific Notation/Answer Keys/A7 3.06  Question Bank - Additional Key.docx
+++ b/a7/packages/A7 Unit 3 - Exponents and Scientific Notation/Answer Keys/A7 3.06  Question Bank - Additional Key.docx
@@ -2485,6 +2485,65 @@
                 <w:rFonts w:ascii="FreeSerif" w:hAnsi="FreeSerif" w:eastAsia="FreeSerif"/>
                 <w:b w:val="0"/>
                 <w:i w:val="0"/>
+                <w:color w:val="1A1A1A"/>
+                <w:sz w:val="22"/>
+              </w:rPr>
+              <w:t xml:space="preserve">○   </w:t>
+            </w:r>
+            <w:r>
+              <w:rPr>
+                <w:b w:val="0"/>
+                <w:i w:val="0"/>
+                <w:color w:val="1A1A1A"/>
+                <w:sz w:val="22"/>
+              </w:rPr>
+              <w:t xml:space="preserve">A.  </w:t>
+            </w:r>
+            <w:r>
+              <w:drawing>
+                <wp:inline xmlns:a="http://schemas.openxmlformats.org/drawingml/2006/main" xmlns:pic="http://schemas.openxmlformats.org/drawingml/2006/picture">
+                  <wp:extent cx="271272" cy="219456"/>
+                  <wp:docPr id="35" name="Picture 35"/>
+                  <wp:cNvGraphicFramePr>
+                    <a:graphicFrameLocks noChangeAspect="1"/>
+                  </wp:cNvGraphicFramePr>
+                  <a:graphic>
+                    <a:graphicData uri="http://schemas.openxmlformats.org/drawingml/2006/picture">
+                      <pic:pic>
+                        <pic:nvPicPr>
+                          <pic:cNvPr id="0" name="c66ae11767ea6713.png"/>
+                          <pic:cNvPicPr/>
+                        </pic:nvPicPr>
+                        <pic:blipFill>
+                          <a:blip r:embed="rId43"/>
+                          <a:stretch>
+                            <a:fillRect/>
+                          </a:stretch>
+                        </pic:blipFill>
+                        <pic:spPr>
+                          <a:xfrm>
+                            <a:off x="0" y="0"/>
+                            <a:ext cx="271272" cy="219456"/>
+                          </a:xfrm>
+                          <a:prstGeom prst="rect"/>
+                        </pic:spPr>
+                      </pic:pic>
+                    </a:graphicData>
+                  </a:graphic>
+                </wp:inline>
+              </w:drawing>
+            </w:r>
+          </w:p>
+          <w:p>
+            <w:pPr>
+              <w:spacing w:before="40" w:after="40"/>
+              <w:ind w:left="1300" w:hanging="380"/>
+            </w:pPr>
+            <w:r>
+              <w:rPr>
+                <w:rFonts w:ascii="FreeSerif" w:hAnsi="FreeSerif" w:eastAsia="FreeSerif"/>
+                <w:b w:val="0"/>
+                <w:i w:val="0"/>
                 <w:color w:val="9E1B32"/>
                 <w:sz w:val="22"/>
               </w:rPr>
@@ -2497,13 +2556,13 @@
                 <w:color w:val="9E1B32"/>
                 <w:sz w:val="22"/>
               </w:rPr>
-              <w:t xml:space="preserve">A.  </w:t>
+              <w:t xml:space="preserve">B.  </w:t>
             </w:r>
             <w:r>
               <w:drawing>
                 <wp:inline xmlns:a="http://schemas.openxmlformats.org/drawingml/2006/main" xmlns:pic="http://schemas.openxmlformats.org/drawingml/2006/picture">
                   <wp:extent cx="109728" cy="246888"/>
-                  <wp:docPr id="35" name="Picture 35"/>
+                  <wp:docPr id="36" name="Picture 36"/>
                   <wp:cNvGraphicFramePr>
                     <a:graphicFrameLocks noChangeAspect="1"/>
                   </wp:cNvGraphicFramePr>
@@ -2515,7 +2574,7 @@
                           <pic:cNvPicPr/>
                         </pic:nvPicPr>
                         <pic:blipFill>
-                          <a:blip r:embed="rId43"/>
+                          <a:blip r:embed="rId44"/>
                           <a:stretch>
                             <a:fillRect/>
                           </a:stretch>
@@ -2556,71 +2615,12 @@
                 <w:color w:val="1A1A1A"/>
                 <w:sz w:val="22"/>
               </w:rPr>
-              <w:t xml:space="preserve">B.  </w:t>
-            </w:r>
-            <w:r>
-              <w:drawing>
-                <wp:inline xmlns:a="http://schemas.openxmlformats.org/drawingml/2006/main" xmlns:pic="http://schemas.openxmlformats.org/drawingml/2006/picture">
-                  <wp:extent cx="271272" cy="219456"/>
-                  <wp:docPr id="36" name="Picture 36"/>
-                  <wp:cNvGraphicFramePr>
-                    <a:graphicFrameLocks noChangeAspect="1"/>
-                  </wp:cNvGraphicFramePr>
-                  <a:graphic>
-                    <a:graphicData uri="http://schemas.openxmlformats.org/drawingml/2006/picture">
-                      <pic:pic>
-                        <pic:nvPicPr>
-                          <pic:cNvPr id="0" name="c66ae11767ea6713.png"/>
-                          <pic:cNvPicPr/>
-                        </pic:nvPicPr>
-                        <pic:blipFill>
-                          <a:blip r:embed="rId44"/>
-                          <a:stretch>
-                            <a:fillRect/>
-                          </a:stretch>
-                        </pic:blipFill>
-                        <pic:spPr>
-                          <a:xfrm>
-                            <a:off x="0" y="0"/>
-                            <a:ext cx="271272" cy="219456"/>
-                          </a:xfrm>
-                          <a:prstGeom prst="rect"/>
-                        </pic:spPr>
-                      </pic:pic>
-                    </a:graphicData>
-                  </a:graphic>
-                </wp:inline>
-              </w:drawing>
-            </w:r>
-          </w:p>
-          <w:p>
-            <w:pPr>
-              <w:spacing w:before="40" w:after="40"/>
-              <w:ind w:left="1300" w:hanging="380"/>
-            </w:pPr>
-            <w:r>
-              <w:rPr>
-                <w:rFonts w:ascii="FreeSerif" w:hAnsi="FreeSerif" w:eastAsia="FreeSerif"/>
-                <w:b w:val="0"/>
-                <w:i w:val="0"/>
-                <w:color w:val="1A1A1A"/>
-                <w:sz w:val="22"/>
-              </w:rPr>
-              <w:t xml:space="preserve">○   </w:t>
-            </w:r>
-            <w:r>
-              <w:rPr>
-                <w:b w:val="0"/>
-                <w:i w:val="0"/>
-                <w:color w:val="1A1A1A"/>
-                <w:sz w:val="22"/>
-              </w:rPr>
               <w:t xml:space="preserve">C.  </w:t>
             </w:r>
             <w:r>
               <w:drawing>
                 <wp:inline xmlns:a="http://schemas.openxmlformats.org/drawingml/2006/main" xmlns:pic="http://schemas.openxmlformats.org/drawingml/2006/picture">
-                  <wp:extent cx="128016" cy="143256"/>
+                  <wp:extent cx="109728" cy="246888"/>
                   <wp:docPr id="37" name="Picture 37"/>
                   <wp:cNvGraphicFramePr>
                     <a:graphicFrameLocks noChangeAspect="1"/>
@@ -2629,7 +2629,7 @@
                     <a:graphicData uri="http://schemas.openxmlformats.org/drawingml/2006/picture">
                       <pic:pic>
                         <pic:nvPicPr>
-                          <pic:cNvPr id="0" name="2b99eb2c0ab779a0.png"/>
+                          <pic:cNvPr id="0" name="cbff69b0fc090f4e.png"/>
                           <pic:cNvPicPr/>
                         </pic:nvPicPr>
                         <pic:blipFill>
@@ -2641,7 +2641,7 @@
                         <pic:spPr>
                           <a:xfrm>
                             <a:off x="0" y="0"/>
-                            <a:ext cx="128016" cy="143256"/>
+                            <a:ext cx="109728" cy="246888"/>
                           </a:xfrm>
                           <a:prstGeom prst="rect"/>
                         </pic:spPr>
@@ -2679,7 +2679,7 @@
             <w:r>
               <w:drawing>
                 <wp:inline xmlns:a="http://schemas.openxmlformats.org/drawingml/2006/main" xmlns:pic="http://schemas.openxmlformats.org/drawingml/2006/picture">
-                  <wp:extent cx="109728" cy="246888"/>
+                  <wp:extent cx="128016" cy="143256"/>
                   <wp:docPr id="38" name="Picture 38"/>
                   <wp:cNvGraphicFramePr>
                     <a:graphicFrameLocks noChangeAspect="1"/>
@@ -2688,7 +2688,7 @@
                     <a:graphicData uri="http://schemas.openxmlformats.org/drawingml/2006/picture">
                       <pic:pic>
                         <pic:nvPicPr>
-                          <pic:cNvPr id="0" name="cbff69b0fc090f4e.png"/>
+                          <pic:cNvPr id="0" name="2b99eb2c0ab779a0.png"/>
                           <pic:cNvPicPr/>
                         </pic:nvPicPr>
                         <pic:blipFill>
@@ -2700,7 +2700,7 @@
                         <pic:spPr>
                           <a:xfrm>
                             <a:off x="0" y="0"/>
-                            <a:ext cx="109728" cy="246888"/>
+                            <a:ext cx="128016" cy="143256"/>
                           </a:xfrm>
                           <a:prstGeom prst="rect"/>
                         </pic:spPr>
@@ -2723,7 +2723,7 @@
                 <w:color w:val="9E1B32"/>
                 <w:sz w:val="22"/>
               </w:rPr>
-              <w:t>A</w:t>
+              <w:t>B</w:t>
             </w:r>
           </w:p>
           <w:p>
